--- a/demo/cybersafeadvisor-corporate-pack/support-parkers-festival-citation-communications-and-work-plan.docx
+++ b/demo/cybersafeadvisor-corporate-pack/support-parkers-festival-citation-communications-and-work-plan.docx
@@ -124,7 +124,12 @@
     </w:p>
     <w:p>
       <w:r>
-        <w:t>Client email: Parker Reed asked counsel to prioritize the immediate decision and summarize remaining information gaps.</w:t>
+        <w:t>Client email: Jordan Parker asked counsel to prioritize the immediate decision and summarize remaining information gaps.</w:t>
+      </w:r>
+    </w:p>
+    <w:p>
+      <w:r>
+        <w:t>Follow-up call: Tess Jordan confirmed the records owner and the preferred review cadence.</w:t>
       </w:r>
     </w:p>
     <w:p>
